--- a/site/downloads/handbook-C10.docx
+++ b/site/downloads/handbook-C10.docx
@@ -1257,6 +1257,206 @@
         <w:t xml:space="preserve"> for an unknown status. Use a constant for the allowed statuses.</w:t>
       </w:r>
     </w:p>
+    <w:p>
+      <w:r>
+        <w:rPr>
+          <w:b w:val="0"/>
+          <w:i w:val="0"/>
+        </w:rPr>
+        <w:t>Your code must pass these checks:</w:t>
+      </w:r>
+    </w:p>
+    <w:p>
+      <w:pPr>
+        <w:pStyle w:val="ListBullet"/>
+      </w:pPr>
+      <w:r>
+        <w:rPr>
+          <w:b w:val="0"/>
+          <w:i w:val="0"/>
+        </w:rPr>
+        <w:t>Conflicts come before everything else.</w:t>
+      </w:r>
+    </w:p>
+    <w:p>
+      <w:pPr>
+        <w:pStyle w:val="ListBullet"/>
+      </w:pPr>
+      <w:r>
+        <w:rPr>
+          <w:b w:val="0"/>
+          <w:i w:val="0"/>
+        </w:rPr>
+        <w:t>Commit your changes before you update, or the update overwrites them.</w:t>
+      </w:r>
+    </w:p>
+    <w:p>
+      <w:pPr>
+        <w:pStyle w:val="ListBullet"/>
+      </w:pPr>
+      <w:r>
+        <w:rPr>
+          <w:b w:val="0"/>
+          <w:i w:val="0"/>
+        </w:rPr>
+        <w:t>Update when only Git changed. Nothing to do when everything is synced.</w:t>
+      </w:r>
+    </w:p>
+    <w:p>
+      <w:pPr>
+        <w:pStyle w:val="ListBullet"/>
+      </w:pPr>
+      <w:r>
+        <w:rPr>
+          <w:b w:val="0"/>
+          <w:i w:val="0"/>
+        </w:rPr>
+        <w:t>Unknown statuses raise ValueError.</w:t>
+      </w:r>
+    </w:p>
+    <w:p>
+      <w:r>
+        <w:rPr>
+          <w:b w:val="0"/>
+          <w:i w:val="0"/>
+        </w:rPr>
+        <w:t>Shape of the answer. The reference solution defines these names. Write the bodies yourself.</w:t>
+      </w:r>
+    </w:p>
+    <w:tbl>
+      <w:tblPr>
+        <w:tblW w:type="auto" w:w="0"/>
+        <w:jc w:val="left"/>
+        <w:tblLook w:firstColumn="1" w:firstRow="1" w:lastColumn="0" w:lastRow="0" w:noHBand="0" w:noVBand="1" w:val="04A0"/>
+      </w:tblPr>
+      <w:tblGrid>
+        <w:gridCol w:w="8221"/>
+      </w:tblGrid>
+      <w:tr>
+        <w:tc>
+          <w:tcPr>
+            <w:tcW w:type="dxa" w:w="8221"/>
+            <w:shd w:val="clear" w:color="auto" w:fill="F2F4F7"/>
+          </w:tcPr>
+          <w:p>
+            <w:pPr>
+              <w:spacing w:before="0" w:after="0" w:line="240" w:lineRule="auto"/>
+              <w:ind w:left="567" w:hanging="567"/>
+            </w:pPr>
+            <w:r>
+              <w:rPr>
+                <w:rFonts w:ascii="Consolas" w:hAnsi="Consolas" w:eastAsia="Consolas"/>
+                <w:b w:val="0"/>
+                <w:color w:val="5B6875"/>
+                <w:sz w:val="16"/>
+              </w:rPr>
+              <w:t xml:space="preserve">   1  </w:t>
+            </w:r>
+            <w:r>
+              <w:rPr>
+                <w:rFonts w:ascii="Consolas" w:hAnsi="Consolas" w:eastAsia="Consolas"/>
+                <w:b w:val="0"/>
+                <w:sz w:val="16"/>
+              </w:rPr>
+              <w:t># Module constant.</w:t>
+            </w:r>
+          </w:p>
+          <w:p>
+            <w:pPr>
+              <w:spacing w:before="0" w:after="0" w:line="240" w:lineRule="auto"/>
+              <w:ind w:left="567" w:hanging="567"/>
+            </w:pPr>
+            <w:r>
+              <w:rPr>
+                <w:rFonts w:ascii="Consolas" w:hAnsi="Consolas" w:eastAsia="Consolas"/>
+                <w:b w:val="0"/>
+                <w:color w:val="5B6875"/>
+                <w:sz w:val="16"/>
+              </w:rPr>
+              <w:t xml:space="preserve">   2  </w:t>
+            </w:r>
+            <w:r>
+              <w:rPr>
+                <w:rFonts w:ascii="Consolas" w:hAnsi="Consolas" w:eastAsia="Consolas"/>
+                <w:b w:val="0"/>
+                <w:sz w:val="16"/>
+              </w:rPr>
+              <w:t>ALLOWED_STATUSES = ...</w:t>
+            </w:r>
+          </w:p>
+          <w:p>
+            <w:pPr>
+              <w:spacing w:before="0" w:after="0" w:line="240" w:lineRule="auto"/>
+              <w:ind w:left="567" w:hanging="567"/>
+            </w:pPr>
+            <w:r>
+              <w:rPr>
+                <w:rFonts w:ascii="Consolas" w:hAnsi="Consolas" w:eastAsia="Consolas"/>
+                <w:b w:val="0"/>
+                <w:color w:val="5B6875"/>
+                <w:sz w:val="16"/>
+              </w:rPr>
+              <w:t xml:space="preserve">   3  </w:t>
+            </w:r>
+            <w:r>
+              <w:rPr>
+                <w:rFonts w:ascii="Consolas" w:hAnsi="Consolas" w:eastAsia="Consolas"/>
+                <w:b w:val="0"/>
+                <w:sz w:val="16"/>
+              </w:rPr>
+              <w:t xml:space="preserve"> </w:t>
+            </w:r>
+          </w:p>
+          <w:p>
+            <w:pPr>
+              <w:spacing w:before="0" w:after="0" w:line="240" w:lineRule="auto"/>
+              <w:ind w:left="567" w:hanging="567"/>
+            </w:pPr>
+            <w:r>
+              <w:rPr>
+                <w:rFonts w:ascii="Consolas" w:hAnsi="Consolas" w:eastAsia="Consolas"/>
+                <w:b w:val="0"/>
+                <w:color w:val="5B6875"/>
+                <w:sz w:val="16"/>
+              </w:rPr>
+              <w:t xml:space="preserve">   4  </w:t>
+            </w:r>
+            <w:r>
+              <w:rPr>
+                <w:rFonts w:ascii="Consolas" w:hAnsi="Consolas" w:eastAsia="Consolas"/>
+                <w:b w:val="0"/>
+                <w:sz w:val="16"/>
+              </w:rPr>
+              <w:t># Next source control action for a workspace.</w:t>
+            </w:r>
+          </w:p>
+          <w:p>
+            <w:pPr>
+              <w:spacing w:before="0" w:after="0" w:line="240" w:lineRule="auto"/>
+              <w:ind w:left="567" w:hanging="567"/>
+            </w:pPr>
+            <w:r>
+              <w:rPr>
+                <w:rFonts w:ascii="Consolas" w:hAnsi="Consolas" w:eastAsia="Consolas"/>
+                <w:b w:val="0"/>
+                <w:color w:val="5B6875"/>
+                <w:sz w:val="16"/>
+              </w:rPr>
+              <w:t xml:space="preserve">   5  </w:t>
+            </w:r>
+            <w:r>
+              <w:rPr>
+                <w:rFonts w:ascii="Consolas" w:hAnsi="Consolas" w:eastAsia="Consolas"/>
+                <w:b w:val="0"/>
+                <w:sz w:val="16"/>
+              </w:rPr>
+              <w:t>def next_step(statuses: dict[str, str]) -&gt; str: ...</w:t>
+            </w:r>
+          </w:p>
+        </w:tc>
+      </w:tr>
+    </w:tbl>
+    <w:p/>
     <w:p>
       <w:r>
         <w:rPr>
@@ -2625,6 +2825,229 @@
           <w:b w:val="0"/>
           <w:i w:val="0"/>
         </w:rPr>
+        <w:t>Your code must pass these checks:</w:t>
+      </w:r>
+    </w:p>
+    <w:p>
+      <w:pPr>
+        <w:pStyle w:val="ListBullet"/>
+      </w:pPr>
+      <w:r>
+        <w:rPr>
+          <w:b w:val="0"/>
+          <w:i w:val="0"/>
+        </w:rPr>
+        <w:t>Apply the target stage's rules over the source values.</w:t>
+      </w:r>
+    </w:p>
+    <w:p>
+      <w:pPr>
+        <w:pStyle w:val="ListBullet"/>
+      </w:pPr>
+      <w:r>
+        <w:rPr>
+          <w:b w:val="0"/>
+          <w:i w:val="0"/>
+        </w:rPr>
+        <w:t>A stage without rules keeps the source values.</w:t>
+      </w:r>
+    </w:p>
+    <w:p>
+      <w:pPr>
+        <w:pStyle w:val="ListBullet"/>
+      </w:pPr>
+      <w:r>
+        <w:rPr>
+          <w:b w:val="0"/>
+          <w:i w:val="0"/>
+        </w:rPr>
+        <w:t>Do not modify the source settings: return a new dict.</w:t>
+      </w:r>
+    </w:p>
+    <w:p>
+      <w:pPr>
+        <w:pStyle w:val="ListBullet"/>
+      </w:pPr>
+      <w:r>
+        <w:rPr>
+          <w:b w:val="0"/>
+          <w:i w:val="0"/>
+        </w:rPr>
+        <w:t>A rule for a setting the item lacks is a configuration error.</w:t>
+      </w:r>
+    </w:p>
+    <w:p>
+      <w:r>
+        <w:rPr>
+          <w:b w:val="0"/>
+          <w:i w:val="0"/>
+        </w:rPr>
+        <w:t>Shape of the answer. The reference solution defines these names. Write the bodies yourself.</w:t>
+      </w:r>
+    </w:p>
+    <w:tbl>
+      <w:tblPr>
+        <w:tblW w:type="auto" w:w="0"/>
+        <w:jc w:val="left"/>
+        <w:tblLook w:firstColumn="1" w:firstRow="1" w:lastColumn="0" w:lastRow="0" w:noHBand="0" w:noVBand="1" w:val="04A0"/>
+      </w:tblPr>
+      <w:tblGrid>
+        <w:gridCol w:w="8221"/>
+      </w:tblGrid>
+      <w:tr>
+        <w:tc>
+          <w:tcPr>
+            <w:tcW w:type="dxa" w:w="8221"/>
+            <w:shd w:val="clear" w:color="auto" w:fill="F2F4F7"/>
+          </w:tcPr>
+          <w:p>
+            <w:pPr>
+              <w:spacing w:before="0" w:after="0" w:line="240" w:lineRule="auto"/>
+              <w:ind w:left="567" w:hanging="567"/>
+            </w:pPr>
+            <w:r>
+              <w:rPr>
+                <w:rFonts w:ascii="Consolas" w:hAnsi="Consolas" w:eastAsia="Consolas"/>
+                <w:b w:val="0"/>
+                <w:color w:val="5B6875"/>
+                <w:sz w:val="16"/>
+              </w:rPr>
+              <w:t xml:space="preserve">   1  </w:t>
+            </w:r>
+            <w:r>
+              <w:rPr>
+                <w:rFonts w:ascii="Consolas" w:hAnsi="Consolas" w:eastAsia="Consolas"/>
+                <w:b w:val="0"/>
+                <w:sz w:val="16"/>
+              </w:rPr>
+              <w:t># Item settings in a target stage after its deployment rules apply.</w:t>
+            </w:r>
+          </w:p>
+          <w:p>
+            <w:pPr>
+              <w:spacing w:before="0" w:after="0" w:line="240" w:lineRule="auto"/>
+              <w:ind w:left="567" w:hanging="567"/>
+            </w:pPr>
+            <w:r>
+              <w:rPr>
+                <w:rFonts w:ascii="Consolas" w:hAnsi="Consolas" w:eastAsia="Consolas"/>
+                <w:b w:val="0"/>
+                <w:color w:val="5B6875"/>
+                <w:sz w:val="16"/>
+              </w:rPr>
+              <w:t xml:space="preserve">   2  </w:t>
+            </w:r>
+            <w:r>
+              <w:rPr>
+                <w:rFonts w:ascii="Consolas" w:hAnsi="Consolas" w:eastAsia="Consolas"/>
+                <w:b w:val="0"/>
+                <w:sz w:val="16"/>
+              </w:rPr>
+              <w:t>def deployed_settings(</w:t>
+            </w:r>
+          </w:p>
+          <w:p>
+            <w:pPr>
+              <w:spacing w:before="0" w:after="0" w:line="240" w:lineRule="auto"/>
+              <w:ind w:left="567" w:hanging="567"/>
+            </w:pPr>
+            <w:r>
+              <w:rPr>
+                <w:rFonts w:ascii="Consolas" w:hAnsi="Consolas" w:eastAsia="Consolas"/>
+                <w:b w:val="0"/>
+                <w:color w:val="5B6875"/>
+                <w:sz w:val="16"/>
+              </w:rPr>
+              <w:t xml:space="preserve">   3  </w:t>
+            </w:r>
+            <w:r>
+              <w:rPr>
+                <w:rFonts w:ascii="Consolas" w:hAnsi="Consolas" w:eastAsia="Consolas"/>
+                <w:b w:val="0"/>
+                <w:sz w:val="16"/>
+              </w:rPr>
+              <w:t xml:space="preserve">    source: dict[str, str],</w:t>
+            </w:r>
+          </w:p>
+          <w:p>
+            <w:pPr>
+              <w:spacing w:before="0" w:after="0" w:line="240" w:lineRule="auto"/>
+              <w:ind w:left="567" w:hanging="567"/>
+            </w:pPr>
+            <w:r>
+              <w:rPr>
+                <w:rFonts w:ascii="Consolas" w:hAnsi="Consolas" w:eastAsia="Consolas"/>
+                <w:b w:val="0"/>
+                <w:color w:val="5B6875"/>
+                <w:sz w:val="16"/>
+              </w:rPr>
+              <w:t xml:space="preserve">   4  </w:t>
+            </w:r>
+            <w:r>
+              <w:rPr>
+                <w:rFonts w:ascii="Consolas" w:hAnsi="Consolas" w:eastAsia="Consolas"/>
+                <w:b w:val="0"/>
+                <w:sz w:val="16"/>
+              </w:rPr>
+              <w:t xml:space="preserve">    rules: dict[str, dict[str, str]],</w:t>
+            </w:r>
+          </w:p>
+          <w:p>
+            <w:pPr>
+              <w:spacing w:before="0" w:after="0" w:line="240" w:lineRule="auto"/>
+              <w:ind w:left="567" w:hanging="567"/>
+            </w:pPr>
+            <w:r>
+              <w:rPr>
+                <w:rFonts w:ascii="Consolas" w:hAnsi="Consolas" w:eastAsia="Consolas"/>
+                <w:b w:val="0"/>
+                <w:color w:val="5B6875"/>
+                <w:sz w:val="16"/>
+              </w:rPr>
+              <w:t xml:space="preserve">   5  </w:t>
+            </w:r>
+            <w:r>
+              <w:rPr>
+                <w:rFonts w:ascii="Consolas" w:hAnsi="Consolas" w:eastAsia="Consolas"/>
+                <w:b w:val="0"/>
+                <w:sz w:val="16"/>
+              </w:rPr>
+              <w:t xml:space="preserve">    stage: str,</w:t>
+            </w:r>
+          </w:p>
+          <w:p>
+            <w:pPr>
+              <w:spacing w:before="0" w:after="0" w:line="240" w:lineRule="auto"/>
+              <w:ind w:left="567" w:hanging="567"/>
+            </w:pPr>
+            <w:r>
+              <w:rPr>
+                <w:rFonts w:ascii="Consolas" w:hAnsi="Consolas" w:eastAsia="Consolas"/>
+                <w:b w:val="0"/>
+                <w:color w:val="5B6875"/>
+                <w:sz w:val="16"/>
+              </w:rPr>
+              <w:t xml:space="preserve">   6  </w:t>
+            </w:r>
+            <w:r>
+              <w:rPr>
+                <w:rFonts w:ascii="Consolas" w:hAnsi="Consolas" w:eastAsia="Consolas"/>
+                <w:b w:val="0"/>
+                <w:sz w:val="16"/>
+              </w:rPr>
+              <w:t>) -&gt; dict[str, str]: ...</w:t>
+            </w:r>
+          </w:p>
+        </w:tc>
+      </w:tr>
+    </w:tbl>
+    <w:p/>
+    <w:p>
+      <w:r>
+        <w:rPr>
+          <w:b w:val="0"/>
+          <w:i w:val="0"/>
+        </w:rPr>
         <w:t>Starter code:</w:t>
       </w:r>
     </w:p>
@@ -4037,6 +4460,332 @@
         <w:t xml:space="preserve"> for negative input. Keep the limits in constants.</w:t>
       </w:r>
     </w:p>
+    <w:p>
+      <w:r>
+        <w:rPr>
+          <w:b w:val="0"/>
+          <w:i w:val="0"/>
+        </w:rPr>
+        <w:t>Your code must pass these checks:</w:t>
+      </w:r>
+    </w:p>
+    <w:p>
+      <w:pPr>
+        <w:pStyle w:val="ListBullet"/>
+      </w:pPr>
+      <w:r>
+        <w:rPr>
+          <w:b w:val="0"/>
+          <w:i w:val="0"/>
+        </w:rPr>
+        <w:t>Four bands: 10 minutes, 60 minutes, 24 hours.</w:t>
+      </w:r>
+    </w:p>
+    <w:p>
+      <w:pPr>
+        <w:pStyle w:val="ListBullet"/>
+      </w:pPr>
+      <w:r>
+        <w:rPr>
+          <w:b w:val="0"/>
+          <w:i w:val="0"/>
+        </w:rPr>
+        <w:t>Each limit is inclusive: exactly 10 minutes is still overage protection.</w:t>
+      </w:r>
+    </w:p>
+    <w:p>
+      <w:pPr>
+        <w:pStyle w:val="ListBullet"/>
+      </w:pPr>
+      <w:r>
+        <w:rPr>
+          <w:b w:val="0"/>
+          <w:i w:val="0"/>
+        </w:rPr>
+        <w:t>Negative usage is invalid.</w:t>
+      </w:r>
+    </w:p>
+    <w:p>
+      <w:r>
+        <w:rPr>
+          <w:b w:val="0"/>
+          <w:i w:val="0"/>
+        </w:rPr>
+        <w:t>Shape of the answer. The reference solution defines these names. Write the bodies yourself.</w:t>
+      </w:r>
+    </w:p>
+    <w:tbl>
+      <w:tblPr>
+        <w:tblW w:type="auto" w:w="0"/>
+        <w:jc w:val="left"/>
+        <w:tblLook w:firstColumn="1" w:firstRow="1" w:lastColumn="0" w:lastRow="0" w:noHBand="0" w:noVBand="1" w:val="04A0"/>
+      </w:tblPr>
+      <w:tblGrid>
+        <w:gridCol w:w="8221"/>
+      </w:tblGrid>
+      <w:tr>
+        <w:tc>
+          <w:tcPr>
+            <w:tcW w:type="dxa" w:w="8221"/>
+            <w:shd w:val="clear" w:color="auto" w:fill="F2F4F7"/>
+          </w:tcPr>
+          <w:p>
+            <w:pPr>
+              <w:spacing w:before="0" w:after="0" w:line="240" w:lineRule="auto"/>
+              <w:ind w:left="567" w:hanging="567"/>
+            </w:pPr>
+            <w:r>
+              <w:rPr>
+                <w:rFonts w:ascii="Consolas" w:hAnsi="Consolas" w:eastAsia="Consolas"/>
+                <w:b w:val="0"/>
+                <w:color w:val="5B6875"/>
+                <w:sz w:val="16"/>
+              </w:rPr>
+              <w:t xml:space="preserve">   1  </w:t>
+            </w:r>
+            <w:r>
+              <w:rPr>
+                <w:rFonts w:ascii="Consolas" w:hAnsi="Consolas" w:eastAsia="Consolas"/>
+                <w:b w:val="0"/>
+                <w:sz w:val="16"/>
+              </w:rPr>
+              <w:t># Module constant.</w:t>
+            </w:r>
+          </w:p>
+          <w:p>
+            <w:pPr>
+              <w:spacing w:before="0" w:after="0" w:line="240" w:lineRule="auto"/>
+              <w:ind w:left="567" w:hanging="567"/>
+            </w:pPr>
+            <w:r>
+              <w:rPr>
+                <w:rFonts w:ascii="Consolas" w:hAnsi="Consolas" w:eastAsia="Consolas"/>
+                <w:b w:val="0"/>
+                <w:color w:val="5B6875"/>
+                <w:sz w:val="16"/>
+              </w:rPr>
+              <w:t xml:space="preserve">   2  </w:t>
+            </w:r>
+            <w:r>
+              <w:rPr>
+                <w:rFonts w:ascii="Consolas" w:hAnsi="Consolas" w:eastAsia="Consolas"/>
+                <w:b w:val="0"/>
+                <w:sz w:val="16"/>
+              </w:rPr>
+              <w:t>OVERAGE_PROTECTION_MINUTES = ...</w:t>
+            </w:r>
+          </w:p>
+          <w:p>
+            <w:pPr>
+              <w:spacing w:before="0" w:after="0" w:line="240" w:lineRule="auto"/>
+              <w:ind w:left="567" w:hanging="567"/>
+            </w:pPr>
+            <w:r>
+              <w:rPr>
+                <w:rFonts w:ascii="Consolas" w:hAnsi="Consolas" w:eastAsia="Consolas"/>
+                <w:b w:val="0"/>
+                <w:color w:val="5B6875"/>
+                <w:sz w:val="16"/>
+              </w:rPr>
+              <w:t xml:space="preserve">   3  </w:t>
+            </w:r>
+            <w:r>
+              <w:rPr>
+                <w:rFonts w:ascii="Consolas" w:hAnsi="Consolas" w:eastAsia="Consolas"/>
+                <w:b w:val="0"/>
+                <w:sz w:val="16"/>
+              </w:rPr>
+              <w:t xml:space="preserve"> </w:t>
+            </w:r>
+          </w:p>
+          <w:p>
+            <w:pPr>
+              <w:spacing w:before="0" w:after="0" w:line="240" w:lineRule="auto"/>
+              <w:ind w:left="567" w:hanging="567"/>
+            </w:pPr>
+            <w:r>
+              <w:rPr>
+                <w:rFonts w:ascii="Consolas" w:hAnsi="Consolas" w:eastAsia="Consolas"/>
+                <w:b w:val="0"/>
+                <w:color w:val="5B6875"/>
+                <w:sz w:val="16"/>
+              </w:rPr>
+              <w:t xml:space="preserve">   4  </w:t>
+            </w:r>
+            <w:r>
+              <w:rPr>
+                <w:rFonts w:ascii="Consolas" w:hAnsi="Consolas" w:eastAsia="Consolas"/>
+                <w:b w:val="0"/>
+                <w:sz w:val="16"/>
+              </w:rPr>
+              <w:t># Module constant.</w:t>
+            </w:r>
+          </w:p>
+          <w:p>
+            <w:pPr>
+              <w:spacing w:before="0" w:after="0" w:line="240" w:lineRule="auto"/>
+              <w:ind w:left="567" w:hanging="567"/>
+            </w:pPr>
+            <w:r>
+              <w:rPr>
+                <w:rFonts w:ascii="Consolas" w:hAnsi="Consolas" w:eastAsia="Consolas"/>
+                <w:b w:val="0"/>
+                <w:color w:val="5B6875"/>
+                <w:sz w:val="16"/>
+              </w:rPr>
+              <w:t xml:space="preserve">   5  </w:t>
+            </w:r>
+            <w:r>
+              <w:rPr>
+                <w:rFonts w:ascii="Consolas" w:hAnsi="Consolas" w:eastAsia="Consolas"/>
+                <w:b w:val="0"/>
+                <w:sz w:val="16"/>
+              </w:rPr>
+              <w:t>INTERACTIVE_DELAY_MINUTES = ...</w:t>
+            </w:r>
+          </w:p>
+          <w:p>
+            <w:pPr>
+              <w:spacing w:before="0" w:after="0" w:line="240" w:lineRule="auto"/>
+              <w:ind w:left="567" w:hanging="567"/>
+            </w:pPr>
+            <w:r>
+              <w:rPr>
+                <w:rFonts w:ascii="Consolas" w:hAnsi="Consolas" w:eastAsia="Consolas"/>
+                <w:b w:val="0"/>
+                <w:color w:val="5B6875"/>
+                <w:sz w:val="16"/>
+              </w:rPr>
+              <w:t xml:space="preserve">   6  </w:t>
+            </w:r>
+            <w:r>
+              <w:rPr>
+                <w:rFonts w:ascii="Consolas" w:hAnsi="Consolas" w:eastAsia="Consolas"/>
+                <w:b w:val="0"/>
+                <w:sz w:val="16"/>
+              </w:rPr>
+              <w:t xml:space="preserve"> </w:t>
+            </w:r>
+          </w:p>
+          <w:p>
+            <w:pPr>
+              <w:spacing w:before="0" w:after="0" w:line="240" w:lineRule="auto"/>
+              <w:ind w:left="567" w:hanging="567"/>
+            </w:pPr>
+            <w:r>
+              <w:rPr>
+                <w:rFonts w:ascii="Consolas" w:hAnsi="Consolas" w:eastAsia="Consolas"/>
+                <w:b w:val="0"/>
+                <w:color w:val="5B6875"/>
+                <w:sz w:val="16"/>
+              </w:rPr>
+              <w:t xml:space="preserve">   7  </w:t>
+            </w:r>
+            <w:r>
+              <w:rPr>
+                <w:rFonts w:ascii="Consolas" w:hAnsi="Consolas" w:eastAsia="Consolas"/>
+                <w:b w:val="0"/>
+                <w:sz w:val="16"/>
+              </w:rPr>
+              <w:t># Module constant.</w:t>
+            </w:r>
+          </w:p>
+          <w:p>
+            <w:pPr>
+              <w:spacing w:before="0" w:after="0" w:line="240" w:lineRule="auto"/>
+              <w:ind w:left="567" w:hanging="567"/>
+            </w:pPr>
+            <w:r>
+              <w:rPr>
+                <w:rFonts w:ascii="Consolas" w:hAnsi="Consolas" w:eastAsia="Consolas"/>
+                <w:b w:val="0"/>
+                <w:color w:val="5B6875"/>
+                <w:sz w:val="16"/>
+              </w:rPr>
+              <w:t xml:space="preserve">   8  </w:t>
+            </w:r>
+            <w:r>
+              <w:rPr>
+                <w:rFonts w:ascii="Consolas" w:hAnsi="Consolas" w:eastAsia="Consolas"/>
+                <w:b w:val="0"/>
+                <w:sz w:val="16"/>
+              </w:rPr>
+              <w:t>INTERACTIVE_REJECTION_MINUTES = ...</w:t>
+            </w:r>
+          </w:p>
+          <w:p>
+            <w:pPr>
+              <w:spacing w:before="0" w:after="0" w:line="240" w:lineRule="auto"/>
+              <w:ind w:left="567" w:hanging="567"/>
+            </w:pPr>
+            <w:r>
+              <w:rPr>
+                <w:rFonts w:ascii="Consolas" w:hAnsi="Consolas" w:eastAsia="Consolas"/>
+                <w:b w:val="0"/>
+                <w:color w:val="5B6875"/>
+                <w:sz w:val="16"/>
+              </w:rPr>
+              <w:t xml:space="preserve">   9  </w:t>
+            </w:r>
+            <w:r>
+              <w:rPr>
+                <w:rFonts w:ascii="Consolas" w:hAnsi="Consolas" w:eastAsia="Consolas"/>
+                <w:b w:val="0"/>
+                <w:sz w:val="16"/>
+              </w:rPr>
+              <w:t xml:space="preserve"> </w:t>
+            </w:r>
+          </w:p>
+          <w:p>
+            <w:pPr>
+              <w:spacing w:before="0" w:after="0" w:line="240" w:lineRule="auto"/>
+              <w:ind w:left="567" w:hanging="567"/>
+            </w:pPr>
+            <w:r>
+              <w:rPr>
+                <w:rFonts w:ascii="Consolas" w:hAnsi="Consolas" w:eastAsia="Consolas"/>
+                <w:b w:val="0"/>
+                <w:color w:val="5B6875"/>
+                <w:sz w:val="16"/>
+              </w:rPr>
+              <w:t xml:space="preserve">  10  </w:t>
+            </w:r>
+            <w:r>
+              <w:rPr>
+                <w:rFonts w:ascii="Consolas" w:hAnsi="Consolas" w:eastAsia="Consolas"/>
+                <w:b w:val="0"/>
+                <w:sz w:val="16"/>
+              </w:rPr>
+              <w:t># Fabric throttling stage for the future capacity already consumed.</w:t>
+            </w:r>
+          </w:p>
+          <w:p>
+            <w:pPr>
+              <w:spacing w:before="0" w:after="0" w:line="240" w:lineRule="auto"/>
+              <w:ind w:left="567" w:hanging="567"/>
+            </w:pPr>
+            <w:r>
+              <w:rPr>
+                <w:rFonts w:ascii="Consolas" w:hAnsi="Consolas" w:eastAsia="Consolas"/>
+                <w:b w:val="0"/>
+                <w:color w:val="5B6875"/>
+                <w:sz w:val="16"/>
+              </w:rPr>
+              <w:t xml:space="preserve">  11  </w:t>
+            </w:r>
+            <w:r>
+              <w:rPr>
+                <w:rFonts w:ascii="Consolas" w:hAnsi="Consolas" w:eastAsia="Consolas"/>
+                <w:b w:val="0"/>
+                <w:sz w:val="16"/>
+              </w:rPr>
+              <w:t>def throttle_stage(future_minutes: float) -&gt; str: ...</w:t>
+            </w:r>
+          </w:p>
+        </w:tc>
+      </w:tr>
+    </w:tbl>
+    <w:p/>
     <w:p>
       <w:r>
         <w:rPr>
